--- a/Quickfix Documentation/CHAPTER ONE.docx
+++ b/Quickfix Documentation/CHAPTER ONE.docx
@@ -424,13 +424,8 @@
               <w:jc w:val="center"/>
             </w:pPr>
             <w:r>
-              <w:t xml:space="preserve">William </w:t>
-            </w:r>
-            <w:proofErr w:type="spellStart"/>
-            <w:r>
-              <w:t>Bvuure</w:t>
-            </w:r>
-            <w:proofErr w:type="spellEnd"/>
+              <w:t>William Bvuure</w:t>
+            </w:r>
           </w:p>
         </w:tc>
         <w:tc>
@@ -1528,7 +1523,13 @@
       </w:r>
       <w:r>
         <w:lastRenderedPageBreak/>
-        <w:t>yet they operate almost entirely in the informal economy — without digital presence, verified credentials, or structured client acquisition channels.</w:t>
+        <w:t xml:space="preserve">yet they operate almost entirely in the informal economy </w:t>
+      </w:r>
+      <w:r>
+        <w:t xml:space="preserve"> </w:t>
+      </w:r>
+      <w:r>
+        <w:t>without digital presence, verified credentials, or structured client acquisition channels.</w:t>
       </w:r>
     </w:p>
     <w:p/>
@@ -1669,7 +1670,25 @@
       </w:r>
       <w:proofErr w:type="spellEnd"/>
       <w:r>
-        <w:t xml:space="preserve"> Zimbabwe's mandate to formalise digital economic activity: professionals cannot build verifiable reputations; clients cannot access quality-assured services; pricing is opaque and exploitative; and there is no data on the sector's size or performance. </w:t>
+        <w:t xml:space="preserve"> Zimbabwe's mandate to formalise digital economic activity</w:t>
+      </w:r>
+      <w:r>
+        <w:t xml:space="preserve"> </w:t>
+      </w:r>
+      <w:r>
+        <w:t>professionals cannot build verifiable reputations; clients cannot access quality</w:t>
+      </w:r>
+      <w:r>
+        <w:t xml:space="preserve"> </w:t>
+      </w:r>
+      <w:r>
+        <w:t>assured services</w:t>
+      </w:r>
+      <w:r>
+        <w:t>,</w:t>
+      </w:r>
+      <w:r>
+        <w:t xml:space="preserve"> pricing is opaque and exploitative; and there is no data on the sector's size or performance. </w:t>
       </w:r>
       <w:proofErr w:type="spellStart"/>
       <w:r>
@@ -1737,7 +1756,7 @@
       </w:r>
       <w:proofErr w:type="spellEnd"/>
       <w:r>
-        <w:t xml:space="preserve"> ZW — a web-based home services marketplace for Zimbabwe that connects verified local tradespeople (plumbers, electricians, painters, carpenters, tilers, roofers, welders, and landscapers) with clients through an </w:t>
+        <w:t xml:space="preserve"> ZW  a web-based home services marketplace for Zimbabwe that connects verified local tradespeople (plumbers, electricians, painters, carpenters, tilers, roofers, welders, and landscapers) with clients through an </w:t>
       </w:r>
       <w:proofErr w:type="spellStart"/>
       <w:r>
@@ -2142,15 +2161,6 @@
   </w:abstractNum>
   <w:num w:numId="1" w16cid:durableId="473454056">
     <w:abstractNumId w:val="0"/>
-    <w:lvlOverride w:ilvl="0"/>
-    <w:lvlOverride w:ilvl="1"/>
-    <w:lvlOverride w:ilvl="2"/>
-    <w:lvlOverride w:ilvl="3"/>
-    <w:lvlOverride w:ilvl="4"/>
-    <w:lvlOverride w:ilvl="5"/>
-    <w:lvlOverride w:ilvl="6"/>
-    <w:lvlOverride w:ilvl="7"/>
-    <w:lvlOverride w:ilvl="8"/>
   </w:num>
 </w:numbering>
 </file>
@@ -2758,6 +2768,7 @@
   <w:style w:type="character" w:default="1" w:styleId="DefaultParagraphFont">
     <w:name w:val="Default Paragraph Font"/>
     <w:uiPriority w:val="1"/>
+    <w:semiHidden/>
     <w:unhideWhenUsed/>
   </w:style>
   <w:style w:type="table" w:default="1" w:styleId="TableNormal">
